--- a/output/docx/fr/BUFRCREX_CodeFlag_fr_31.docx
+++ b/output/docx/fr/BUFRCREX_CodeFlag_fr_31.docx
@@ -926,7 +926,7 @@
                 <w:b w:val="0"/>
                 <w:sz w:val="16"/>
               </w:rPr>
-              <w:t>Note 74: Pour représenter l’intensité des précipitations, le type de précipitation et l’état de fonctionnement, on utilise respectivement les descripteurs 0 20 024 (table de code), 0 20 021 (table d’indicateurs) et 0 33 005 (table d’indicateurs).</w:t>
+              <w:t>Note CF74: Le chiffre du code 21 peut etre utilise dans des messages corriges ou les valeurs substituees/corrigees sont determinees.</w:t>
             </w:r>
           </w:p>
         </w:tc>
@@ -1097,7 +1097,7 @@
           <w:i/>
           <w:sz w:val="14"/>
         </w:rPr>
-        <w:t>Note 19: 1) La signification du champ associé correspond, au début, à la qualité des données observées. 2) Le chiffre du code 21 peut être utilisé dans des messages corrigés où les valeurs substituées/corrigées sont déterminées. 3) D’autres applications peuvent être prévues.</w:t>
+        <w:t>Note CF19: 1) La signification du champ associé correspond, au début, à la qualité des données observées. 2) Le chiffre du code 21 peut être utilisé dans des messages corrigés où les valeurs substituées/corrigées sont déterminées. 3) D’autres applications peuvent être prévues.</w:t>
       </w:r>
     </w:p>
     <w:p>
@@ -1107,7 +1107,7 @@
           <w:i/>
           <w:sz w:val="14"/>
         </w:rPr>
-        <w:t>Note 42: 1) La signification du champ associé correspond, au début, à la qualité des données observées. 2) Le chiffre du code 21 peut être utilisé dans des messages corrigés où les valeurs substituées/corrigées sont déterminées. 3) D’autres applications peuvent être prévues.</w:t>
+        <w:t>Note CF42: 1) La signification du champ associé correspond, au début, à la qualité des données observées. 2) Le chiffre du code 21 peut être utilisé dans des messages corrigés où les valeurs substituées/corrigées sont déterminées. 3) D’autres applications peuvent être prévues.</w:t>
       </w:r>
     </w:p>
     <w:p/>
